--- a/zht/docx/41.content.docx
+++ b/zht/docx/41.content.docx
@@ -11868,19 +11868,7 @@
         <w:rPr>
           <w:lang w:val="zh_TW" w:bidi="zh_TW"/>
         </w:rPr>
-        <w:t>；見</w:t>
-      </w:r>
-      <w:r>
-        <w:rPr>
-          <w:lang w:val="zh_TW" w:bidi="zh_TW"/>
-        </w:rPr>
-        <w:t>馬可書簡介</w:t>
-      </w:r>
-      <w:r>
-        <w:rPr>
-          <w:lang w:val="zh_TW" w:bidi="zh_TW"/>
-        </w:rPr>
-        <w:t>，「文學特色」），在此期間，睚魯生病的女兒去世了（</w:t>
+        <w:t>；見馬可書簡介，「文學特色」），在此期間，睚魯生病的女兒去世了（</w:t>
       </w:r>
       <w:r>
         <w:rPr>
@@ -17477,19 +17465,7 @@
         <w:rPr>
           <w:lang w:val="zh_TW" w:bidi="zh_TW"/>
         </w:rPr>
-        <w:t>關於耶穌為何離開加利利訪問這個外邦地區，有很多討論。馬可沒有提供解釋，因此任何建議純屬猜測。然而，馬可的外邦讀者理解為耶穌的這次旅行是預示教會向外邦世界宣教的使命，這使他們能有機會信主（有關羅馬教會起源的更多信息，見</w:t>
-      </w:r>
-      <w:r>
-        <w:rPr>
-          <w:lang w:val="zh_TW" w:bidi="zh_TW"/>
-        </w:rPr>
-        <w:t>羅馬書簡介</w:t>
-      </w:r>
-      <w:r>
-        <w:rPr>
-          <w:lang w:val="zh_TW" w:bidi="zh_TW"/>
-        </w:rPr>
-        <w:t>）。</w:t>
+        <w:t>關於耶穌為何離開加利利訪問這個外邦地區，有很多討論。馬可沒有提供解釋，因此任何建議純屬猜測。然而，馬可的外邦讀者理解為耶穌的這次旅行是預示教會向外邦世界宣教的使命，這使他們能有機會信主（有關羅馬教會起源的更多信息，見羅馬書簡介）。</w:t>
       </w:r>
       <w:r>
         <w:rPr>
@@ -28505,19 +28481,7 @@
         <w:rPr>
           <w:lang w:val="zh_TW" w:bidi="zh_TW"/>
         </w:rPr>
-        <w:t>的醫治瞎子事件，如書擋一樣放在整個段落的前後（見</w:t>
-      </w:r>
-      <w:r>
-        <w:rPr>
-          <w:lang w:val="zh_TW" w:bidi="zh_TW"/>
-        </w:rPr>
-        <w:t>馬可書簡介</w:t>
-      </w:r>
-      <w:r>
-        <w:rPr>
-          <w:lang w:val="zh_TW" w:bidi="zh_TW"/>
-        </w:rPr>
-        <w:t>，「文學特徵」）。此事件也是耶穌作為在</w:t>
+        <w:t>的醫治瞎子事件，如書擋一樣放在整個段落的前後（見馬可書簡介，「文學特徵」）。此事件也是耶穌作為在</w:t>
       </w:r>
       <w:r>
         <w:rPr>
@@ -35938,19 +35902,7 @@
         <w:rPr>
           <w:lang w:val="zh_TW" w:bidi="zh_TW"/>
         </w:rPr>
-        <w:t>可支持馬可為羅馬教會寫福音書的觀點；見</w:t>
-      </w:r>
-      <w:r>
-        <w:rPr>
-          <w:lang w:val="zh_TW" w:bidi="zh_TW"/>
-        </w:rPr>
-        <w:t>馬可書介紹</w:t>
-      </w:r>
-      <w:r>
-        <w:rPr>
-          <w:lang w:val="zh_TW" w:bidi="zh_TW"/>
-        </w:rPr>
-        <w:t>，「受眾」）這兩個小錢價值六十四分之一個</w:t>
+        <w:t>可支持馬可為羅馬教會寫福音書的觀點；見馬可書介紹，「受眾」）這兩個小錢價值六十四分之一個</w:t>
       </w:r>
       <w:r>
         <w:rPr>
